--- a/docs/panduan-end-user/Panduan-Pengguna-Kokarsi.docx
+++ b/docs/panduan-end-user/Panduan-Pengguna-Kokarsi.docx
@@ -45,37 +45,12 @@
           <w:rFonts w:asciiTheme="majorHAnsi" w:hAnsiTheme="majorHAnsi" w:cstheme="majorHAnsi"/>
         </w:rPr>
       </w:pPr>
-      <w:proofErr w:type="spellStart"/>
       <w:r>
         <w:rPr>
           <w:rFonts w:asciiTheme="majorHAnsi" w:hAnsiTheme="majorHAnsi" w:cstheme="majorHAnsi"/>
           <w:sz w:val="32"/>
         </w:rPr>
-        <w:t>Koperasi</w:t>
-      </w:r>
-      <w:proofErr w:type="spellEnd"/>
-      <w:r>
-        <w:rPr>
-          <w:rFonts w:asciiTheme="majorHAnsi" w:hAnsiTheme="majorHAnsi" w:cstheme="majorHAnsi"/>
-          <w:sz w:val="32"/>
-        </w:rPr>
-        <w:t xml:space="preserve"> </w:t>
-      </w:r>
-      <w:proofErr w:type="spellStart"/>
-      <w:r>
-        <w:rPr>
-          <w:rFonts w:asciiTheme="majorHAnsi" w:hAnsiTheme="majorHAnsi" w:cstheme="majorHAnsi"/>
-          <w:sz w:val="32"/>
-        </w:rPr>
-        <w:t>Karyawan</w:t>
-      </w:r>
-      <w:proofErr w:type="spellEnd"/>
-      <w:r>
-        <w:rPr>
-          <w:rFonts w:asciiTheme="majorHAnsi" w:hAnsiTheme="majorHAnsi" w:cstheme="majorHAnsi"/>
-          <w:sz w:val="32"/>
-        </w:rPr>
-        <w:t xml:space="preserve"> PT. Sankyu</w:t>
+        <w:t>Koperasi Karyawan PT. Sankyu</w:t>
       </w:r>
     </w:p>
     <w:p>
@@ -111,7 +86,6 @@
                 <w:szCs w:val="28"/>
               </w:rPr>
             </w:pPr>
-            <w:proofErr w:type="spellStart"/>
             <w:r>
               <w:rPr>
                 <w:rFonts w:asciiTheme="majorHAnsi" w:hAnsiTheme="majorHAnsi" w:cstheme="majorHAnsi"/>
@@ -119,29 +93,8 @@
                 <w:sz w:val="28"/>
                 <w:szCs w:val="28"/>
               </w:rPr>
-              <w:t>Versi</w:t>
+              <w:t>Versi Dokumen</w:t>
             </w:r>
-            <w:proofErr w:type="spellEnd"/>
-            <w:r>
-              <w:rPr>
-                <w:rFonts w:asciiTheme="majorHAnsi" w:hAnsiTheme="majorHAnsi" w:cstheme="majorHAnsi"/>
-                <w:b/>
-                <w:sz w:val="28"/>
-                <w:szCs w:val="28"/>
-              </w:rPr>
-              <w:t xml:space="preserve"> </w:t>
-            </w:r>
-            <w:proofErr w:type="spellStart"/>
-            <w:r>
-              <w:rPr>
-                <w:rFonts w:asciiTheme="majorHAnsi" w:hAnsiTheme="majorHAnsi" w:cstheme="majorHAnsi"/>
-                <w:b/>
-                <w:sz w:val="28"/>
-                <w:szCs w:val="28"/>
-              </w:rPr>
-              <w:t>Dokumen</w:t>
-            </w:r>
-            <w:proofErr w:type="spellEnd"/>
           </w:p>
         </w:tc>
         <w:tc>
@@ -365,6 +318,8 @@
       </w:r>
       <w:r>
         <w:tab/>
+      </w:r>
+      <w:r>
         <w:t>3</w:t>
       </w:r>
     </w:p>
@@ -385,7 +340,9 @@
       </w:r>
       <w:r>
         <w:tab/>
-        <w:t>4</w:t>
+      </w:r>
+      <w:r>
+        <w:t>3</w:t>
       </w:r>
     </w:p>
     <w:p>
@@ -405,7 +362,9 @@
       </w:r>
       <w:r>
         <w:tab/>
-        <w:t>5</w:t>
+      </w:r>
+      <w:r>
+        <w:t>4</w:t>
       </w:r>
     </w:p>
     <w:p>
@@ -425,7 +384,9 @@
       </w:r>
       <w:r>
         <w:tab/>
-        <w:t>7</w:t>
+      </w:r>
+      <w:r>
+        <w:t>5</w:t>
       </w:r>
     </w:p>
     <w:p>
@@ -438,14 +399,26 @@
           <w:rFonts w:asciiTheme="majorHAnsi" w:hAnsiTheme="majorHAnsi" w:cstheme="majorHAnsi"/>
           <w:sz w:val="24"/>
           <w:szCs w:val="24"/>
-        </w:rPr>
-      </w:pPr>
-      <w:r>
+          <w:lang w:val="sv-SE"/>
+        </w:rPr>
+      </w:pPr>
+      <w:r>
+        <w:rPr>
+          <w:lang w:val="sv-SE"/>
+        </w:rPr>
         <w:t>5. Manajemen Kontrak</w:t>
       </w:r>
       <w:r>
+        <w:rPr>
+          <w:lang w:val="sv-SE"/>
+        </w:rPr>
         <w:tab/>
-        <w:t>8</w:t>
+      </w:r>
+      <w:r>
+        <w:rPr>
+          <w:lang w:val="sv-SE"/>
+        </w:rPr>
+        <w:t>6</w:t>
       </w:r>
     </w:p>
     <w:p>
@@ -458,14 +431,26 @@
           <w:rFonts w:asciiTheme="majorHAnsi" w:hAnsiTheme="majorHAnsi" w:cstheme="majorHAnsi"/>
           <w:sz w:val="24"/>
           <w:szCs w:val="24"/>
-        </w:rPr>
-      </w:pPr>
-      <w:r>
+          <w:lang w:val="sv-SE"/>
+        </w:rPr>
+      </w:pPr>
+      <w:r>
+        <w:rPr>
+          <w:lang w:val="sv-SE"/>
+        </w:rPr>
         <w:t>6. Surat Peringatan (SP)</w:t>
       </w:r>
       <w:r>
+        <w:rPr>
+          <w:lang w:val="sv-SE"/>
+        </w:rPr>
         <w:tab/>
-        <w:t>10</w:t>
+      </w:r>
+      <w:r>
+        <w:rPr>
+          <w:lang w:val="sv-SE"/>
+        </w:rPr>
+        <w:t>7</w:t>
       </w:r>
     </w:p>
     <w:p>
@@ -478,14 +463,26 @@
           <w:rFonts w:asciiTheme="majorHAnsi" w:hAnsiTheme="majorHAnsi" w:cstheme="majorHAnsi"/>
           <w:sz w:val="24"/>
           <w:szCs w:val="24"/>
-        </w:rPr>
-      </w:pPr>
-      <w:r>
+          <w:lang w:val="sv-SE"/>
+        </w:rPr>
+      </w:pPr>
+      <w:r>
+        <w:rPr>
+          <w:lang w:val="sv-SE"/>
+        </w:rPr>
         <w:t>7. Dokumen Karyawan</w:t>
       </w:r>
       <w:r>
+        <w:rPr>
+          <w:lang w:val="sv-SE"/>
+        </w:rPr>
         <w:tab/>
-        <w:t>11</w:t>
+      </w:r>
+      <w:r>
+        <w:rPr>
+          <w:lang w:val="sv-SE"/>
+        </w:rPr>
+        <w:t>7</w:t>
       </w:r>
     </w:p>
     <w:p>
@@ -498,14 +495,26 @@
           <w:rFonts w:asciiTheme="majorHAnsi" w:hAnsiTheme="majorHAnsi" w:cstheme="majorHAnsi"/>
           <w:sz w:val="24"/>
           <w:szCs w:val="24"/>
-        </w:rPr>
-      </w:pPr>
-      <w:r>
+          <w:lang w:val="sv-SE"/>
+        </w:rPr>
+      </w:pPr>
+      <w:r>
+        <w:rPr>
+          <w:lang w:val="sv-SE"/>
+        </w:rPr>
         <w:t>8. Sertifikasi &amp; Ijin</w:t>
       </w:r>
       <w:r>
+        <w:rPr>
+          <w:lang w:val="sv-SE"/>
+        </w:rPr>
         <w:tab/>
-        <w:t>12</w:t>
+      </w:r>
+      <w:r>
+        <w:rPr>
+          <w:lang w:val="sv-SE"/>
+        </w:rPr>
+        <w:t>8</w:t>
       </w:r>
     </w:p>
     <w:p>
@@ -518,14 +527,26 @@
           <w:rFonts w:asciiTheme="majorHAnsi" w:hAnsiTheme="majorHAnsi" w:cstheme="majorHAnsi"/>
           <w:sz w:val="24"/>
           <w:szCs w:val="24"/>
-        </w:rPr>
-      </w:pPr>
-      <w:r>
+          <w:lang w:val="sv-SE"/>
+        </w:rPr>
+      </w:pPr>
+      <w:r>
+        <w:rPr>
+          <w:lang w:val="sv-SE"/>
+        </w:rPr>
         <w:t>9. Kontrak Customer/Vendor</w:t>
       </w:r>
       <w:r>
+        <w:rPr>
+          <w:lang w:val="sv-SE"/>
+        </w:rPr>
         <w:tab/>
-        <w:t>13</w:t>
+      </w:r>
+      <w:r>
+        <w:rPr>
+          <w:lang w:val="sv-SE"/>
+        </w:rPr>
+        <w:t>9</w:t>
       </w:r>
     </w:p>
     <w:p>
@@ -538,14 +559,26 @@
           <w:rFonts w:asciiTheme="majorHAnsi" w:hAnsiTheme="majorHAnsi" w:cstheme="majorHAnsi"/>
           <w:sz w:val="24"/>
           <w:szCs w:val="24"/>
-        </w:rPr>
-      </w:pPr>
-      <w:r>
+          <w:lang w:val="sv-SE"/>
+        </w:rPr>
+      </w:pPr>
+      <w:r>
+        <w:rPr>
+          <w:lang w:val="sv-SE"/>
+        </w:rPr>
         <w:t>10. Legal Koperasi</w:t>
       </w:r>
       <w:r>
+        <w:rPr>
+          <w:lang w:val="sv-SE"/>
+        </w:rPr>
         <w:tab/>
-        <w:t>14</w:t>
+      </w:r>
+      <w:r>
+        <w:rPr>
+          <w:lang w:val="sv-SE"/>
+        </w:rPr>
+        <w:t>9</w:t>
       </w:r>
     </w:p>
     <w:p>
@@ -558,14 +591,27 @@
           <w:rFonts w:asciiTheme="majorHAnsi" w:hAnsiTheme="majorHAnsi" w:cstheme="majorHAnsi"/>
           <w:sz w:val="24"/>
           <w:szCs w:val="24"/>
-        </w:rPr>
-      </w:pPr>
-      <w:r>
+          <w:lang w:val="sv-SE"/>
+        </w:rPr>
+      </w:pPr>
+      <w:r>
+        <w:rPr>
+          <w:lang w:val="sv-SE"/>
+        </w:rPr>
         <w:t>11. Akte Dokumen</w:t>
       </w:r>
       <w:r>
+        <w:rPr>
+          <w:lang w:val="sv-SE"/>
+        </w:rPr>
         <w:tab/>
-        <w:t>15</w:t>
+        <w:t>1</w:t>
+      </w:r>
+      <w:r>
+        <w:rPr>
+          <w:lang w:val="sv-SE"/>
+        </w:rPr>
+        <w:t>0</w:t>
       </w:r>
     </w:p>
     <w:p>
@@ -578,14 +624,27 @@
           <w:rFonts w:asciiTheme="majorHAnsi" w:hAnsiTheme="majorHAnsi" w:cstheme="majorHAnsi"/>
           <w:sz w:val="24"/>
           <w:szCs w:val="24"/>
-        </w:rPr>
-      </w:pPr>
-      <w:r>
+          <w:lang w:val="sv-SE"/>
+        </w:rPr>
+      </w:pPr>
+      <w:r>
+        <w:rPr>
+          <w:lang w:val="sv-SE"/>
+        </w:rPr>
         <w:t>12. Notifikasi</w:t>
       </w:r>
       <w:r>
+        <w:rPr>
+          <w:lang w:val="sv-SE"/>
+        </w:rPr>
         <w:tab/>
-        <w:t>16</w:t>
+        <w:t>1</w:t>
+      </w:r>
+      <w:r>
+        <w:rPr>
+          <w:lang w:val="sv-SE"/>
+        </w:rPr>
+        <w:t>1</w:t>
       </w:r>
     </w:p>
     <w:p>
@@ -598,14 +657,27 @@
           <w:rFonts w:asciiTheme="majorHAnsi" w:hAnsiTheme="majorHAnsi" w:cstheme="majorHAnsi"/>
           <w:sz w:val="24"/>
           <w:szCs w:val="24"/>
-        </w:rPr>
-      </w:pPr>
-      <w:r>
+          <w:lang w:val="sv-SE"/>
+        </w:rPr>
+      </w:pPr>
+      <w:r>
+        <w:rPr>
+          <w:lang w:val="sv-SE"/>
+        </w:rPr>
         <w:t>13. Pengaturan Umum</w:t>
       </w:r>
       <w:r>
+        <w:rPr>
+          <w:lang w:val="sv-SE"/>
+        </w:rPr>
         <w:tab/>
-        <w:t>17</w:t>
+        <w:t>1</w:t>
+      </w:r>
+      <w:r>
+        <w:rPr>
+          <w:lang w:val="sv-SE"/>
+        </w:rPr>
+        <w:t>1</w:t>
       </w:r>
     </w:p>
     <w:p>
@@ -618,14 +690,27 @@
           <w:rFonts w:asciiTheme="majorHAnsi" w:hAnsiTheme="majorHAnsi" w:cstheme="majorHAnsi"/>
           <w:sz w:val="24"/>
           <w:szCs w:val="24"/>
-        </w:rPr>
-      </w:pPr>
-      <w:r>
+          <w:lang w:val="sv-SE"/>
+        </w:rPr>
+      </w:pPr>
+      <w:r>
+        <w:rPr>
+          <w:lang w:val="sv-SE"/>
+        </w:rPr>
         <w:t>14. Master Data</w:t>
       </w:r>
       <w:r>
+        <w:rPr>
+          <w:lang w:val="sv-SE"/>
+        </w:rPr>
         <w:tab/>
-        <w:t>18</w:t>
+        <w:t>1</w:t>
+      </w:r>
+      <w:r>
+        <w:rPr>
+          <w:lang w:val="sv-SE"/>
+        </w:rPr>
+        <w:t>2</w:t>
       </w:r>
     </w:p>
     <w:p>
@@ -638,14 +723,27 @@
           <w:rFonts w:asciiTheme="majorHAnsi" w:hAnsiTheme="majorHAnsi" w:cstheme="majorHAnsi"/>
           <w:sz w:val="24"/>
           <w:szCs w:val="24"/>
-        </w:rPr>
-      </w:pPr>
-      <w:r>
+          <w:lang w:val="sv-SE"/>
+        </w:rPr>
+      </w:pPr>
+      <w:r>
+        <w:rPr>
+          <w:lang w:val="sv-SE"/>
+        </w:rPr>
         <w:t>15. Template Kontrak</w:t>
       </w:r>
       <w:r>
+        <w:rPr>
+          <w:lang w:val="sv-SE"/>
+        </w:rPr>
         <w:tab/>
-        <w:t>19</w:t>
+        <w:t>1</w:t>
+      </w:r>
+      <w:r>
+        <w:rPr>
+          <w:lang w:val="sv-SE"/>
+        </w:rPr>
+        <w:t>3</w:t>
       </w:r>
     </w:p>
     <w:p>
@@ -658,25 +756,40 @@
           <w:rFonts w:asciiTheme="majorHAnsi" w:hAnsiTheme="majorHAnsi" w:cstheme="majorHAnsi"/>
           <w:sz w:val="24"/>
           <w:szCs w:val="24"/>
-        </w:rPr>
-      </w:pPr>
-      <w:r>
+          <w:lang w:val="sv-SE"/>
+        </w:rPr>
+      </w:pPr>
+      <w:r>
+        <w:rPr>
+          <w:lang w:val="sv-SE"/>
+        </w:rPr>
         <w:t>16. Manajemen User</w:t>
       </w:r>
       <w:r>
+        <w:rPr>
+          <w:lang w:val="sv-SE"/>
+        </w:rPr>
         <w:tab/>
-        <w:t>20</w:t>
+        <w:t>1</w:t>
+      </w:r>
+      <w:r>
+        <w:rPr>
+          <w:lang w:val="sv-SE"/>
+        </w:rPr>
+        <w:t>3</w:t>
       </w:r>
     </w:p>
     <w:p>
       <w:pPr>
         <w:rPr>
           <w:rFonts w:asciiTheme="majorHAnsi" w:hAnsiTheme="majorHAnsi" w:cstheme="majorHAnsi"/>
-        </w:rPr>
-      </w:pPr>
-      <w:r>
-        <w:rPr>
-          <w:rFonts w:asciiTheme="majorHAnsi" w:hAnsiTheme="majorHAnsi" w:cstheme="majorHAnsi"/>
+          <w:lang w:val="sv-SE"/>
+        </w:rPr>
+      </w:pPr>
+      <w:r>
+        <w:rPr>
+          <w:rFonts w:asciiTheme="majorHAnsi" w:hAnsiTheme="majorHAnsi" w:cstheme="majorHAnsi"/>
+          <w:lang w:val="sv-SE"/>
         </w:rPr>
         <w:br w:type="page"/>
       </w:r>
@@ -687,12 +800,14 @@
         <w:rPr>
           <w:rFonts w:cstheme="majorHAnsi"/>
           <w:color w:val="auto"/>
+          <w:lang w:val="sv-SE"/>
         </w:rPr>
       </w:pPr>
       <w:r>
         <w:rPr>
           <w:rFonts w:cstheme="majorHAnsi"/>
           <w:color w:val="auto"/>
+          <w:lang w:val="sv-SE"/>
         </w:rPr>
         <w:lastRenderedPageBreak/>
         <w:t>1. Login ke Sistem</w:t>
@@ -816,21 +931,7 @@
         <w:rPr>
           <w:rFonts w:asciiTheme="majorHAnsi" w:hAnsiTheme="majorHAnsi" w:cstheme="majorHAnsi"/>
         </w:rPr>
-        <w:t xml:space="preserve">Isi </w:t>
-      </w:r>
-      <w:proofErr w:type="spellStart"/>
-      <w:r>
-        <w:rPr>
-          <w:rFonts w:asciiTheme="majorHAnsi" w:hAnsiTheme="majorHAnsi" w:cstheme="majorHAnsi"/>
-        </w:rPr>
-        <w:t>kolom</w:t>
-      </w:r>
-      <w:proofErr w:type="spellEnd"/>
-      <w:r>
-        <w:rPr>
-          <w:rFonts w:asciiTheme="majorHAnsi" w:hAnsiTheme="majorHAnsi" w:cstheme="majorHAnsi"/>
-        </w:rPr>
-        <w:t xml:space="preserve"> No. Induk / NIK / Username (contoh: EMP001)</w:t>
+        <w:t>Isi kolom No. Induk / NIK / Username (contoh: EMP001)</w:t>
       </w:r>
     </w:p>
     <w:p>
@@ -984,31 +1085,13 @@
                 <w:rFonts w:asciiTheme="majorHAnsi" w:hAnsiTheme="majorHAnsi" w:cstheme="majorHAnsi"/>
               </w:rPr>
             </w:pPr>
-            <w:proofErr w:type="spellStart"/>
             <w:r>
               <w:rPr>
                 <w:rFonts w:asciiTheme="majorHAnsi" w:hAnsiTheme="majorHAnsi" w:cstheme="majorHAnsi"/>
                 <w:sz w:val="20"/>
               </w:rPr>
-              <w:t>Pengelola</w:t>
+              <w:t>Pengelola Koperasi</w:t>
             </w:r>
-            <w:proofErr w:type="spellEnd"/>
-            <w:r>
-              <w:rPr>
-                <w:rFonts w:asciiTheme="majorHAnsi" w:hAnsiTheme="majorHAnsi" w:cstheme="majorHAnsi"/>
-                <w:sz w:val="20"/>
-              </w:rPr>
-              <w:t xml:space="preserve"> </w:t>
-            </w:r>
-            <w:proofErr w:type="spellStart"/>
-            <w:r>
-              <w:rPr>
-                <w:rFonts w:asciiTheme="majorHAnsi" w:hAnsiTheme="majorHAnsi" w:cstheme="majorHAnsi"/>
-                <w:sz w:val="20"/>
-              </w:rPr>
-              <w:t>Koperasi</w:t>
-            </w:r>
-            <w:proofErr w:type="spellEnd"/>
           </w:p>
         </w:tc>
         <w:tc>
@@ -1173,19 +1256,11 @@
           <w:rFonts w:asciiTheme="majorHAnsi" w:hAnsiTheme="majorHAnsi" w:cstheme="majorHAnsi"/>
         </w:rPr>
       </w:pPr>
-      <w:proofErr w:type="spellStart"/>
-      <w:r>
-        <w:rPr>
-          <w:rFonts w:asciiTheme="majorHAnsi" w:hAnsiTheme="majorHAnsi" w:cstheme="majorHAnsi"/>
-        </w:rPr>
-        <w:t>Distribusi</w:t>
-      </w:r>
-      <w:proofErr w:type="spellEnd"/>
-      <w:r>
-        <w:rPr>
-          <w:rFonts w:asciiTheme="majorHAnsi" w:hAnsiTheme="majorHAnsi" w:cstheme="majorHAnsi"/>
-        </w:rPr>
-        <w:t xml:space="preserve"> &amp; Status — Grafik status kepegawaian</w:t>
+      <w:r>
+        <w:rPr>
+          <w:rFonts w:asciiTheme="majorHAnsi" w:hAnsiTheme="majorHAnsi" w:cstheme="majorHAnsi"/>
+        </w:rPr>
+        <w:t>Distribusi &amp; Status — Grafik status kepegawaian</w:t>
       </w:r>
     </w:p>
     <w:p>
@@ -1211,33 +1286,11 @@
           <w:rFonts w:asciiTheme="majorHAnsi" w:hAnsiTheme="majorHAnsi" w:cstheme="majorHAnsi"/>
         </w:rPr>
       </w:pPr>
-      <w:proofErr w:type="spellStart"/>
-      <w:r>
-        <w:rPr>
-          <w:rFonts w:asciiTheme="majorHAnsi" w:hAnsiTheme="majorHAnsi" w:cstheme="majorHAnsi"/>
-        </w:rPr>
-        <w:t>Distribusi</w:t>
-      </w:r>
-      <w:proofErr w:type="spellEnd"/>
-      <w:r>
-        <w:rPr>
-          <w:rFonts w:asciiTheme="majorHAnsi" w:hAnsiTheme="majorHAnsi" w:cstheme="majorHAnsi"/>
-        </w:rPr>
-        <w:t xml:space="preserve"> Pendidikan &amp; </w:t>
-      </w:r>
-      <w:proofErr w:type="spellStart"/>
-      <w:r>
-        <w:rPr>
-          <w:rFonts w:asciiTheme="majorHAnsi" w:hAnsiTheme="majorHAnsi" w:cstheme="majorHAnsi"/>
-        </w:rPr>
-        <w:t>Departemen</w:t>
-      </w:r>
-      <w:proofErr w:type="spellEnd"/>
-      <w:r>
-        <w:rPr>
-          <w:rFonts w:asciiTheme="majorHAnsi" w:hAnsiTheme="majorHAnsi" w:cstheme="majorHAnsi"/>
-        </w:rPr>
-        <w:t xml:space="preserve"> — Komposisi SDM</w:t>
+      <w:r>
+        <w:rPr>
+          <w:rFonts w:asciiTheme="majorHAnsi" w:hAnsiTheme="majorHAnsi" w:cstheme="majorHAnsi"/>
+        </w:rPr>
+        <w:t>Distribusi Pendidikan &amp; Departemen — Komposisi SDM</w:t>
       </w:r>
     </w:p>
     <w:p>
@@ -1390,56 +1443,12 @@
           <w:rFonts w:asciiTheme="majorHAnsi" w:hAnsiTheme="majorHAnsi" w:cstheme="majorHAnsi"/>
         </w:rPr>
       </w:pPr>
-      <w:proofErr w:type="spellStart"/>
-      <w:r>
-        <w:rPr>
-          <w:rFonts w:asciiTheme="majorHAnsi" w:hAnsiTheme="majorHAnsi" w:cstheme="majorHAnsi"/>
-        </w:rPr>
-        <w:t>Klik</w:t>
-      </w:r>
-      <w:proofErr w:type="spellEnd"/>
-      <w:r>
-        <w:rPr>
-          <w:rFonts w:asciiTheme="majorHAnsi" w:hAnsiTheme="majorHAnsi" w:cstheme="majorHAnsi"/>
-        </w:rPr>
-        <w:t xml:space="preserve"> </w:t>
-      </w:r>
-      <w:proofErr w:type="spellStart"/>
-      <w:r>
-        <w:rPr>
-          <w:rFonts w:asciiTheme="majorHAnsi" w:hAnsiTheme="majorHAnsi" w:cstheme="majorHAnsi"/>
-        </w:rPr>
-        <w:t>tombol</w:t>
-      </w:r>
-      <w:proofErr w:type="spellEnd"/>
-      <w:r>
-        <w:rPr>
-          <w:rFonts w:asciiTheme="majorHAnsi" w:hAnsiTheme="majorHAnsi" w:cstheme="majorHAnsi"/>
-        </w:rPr>
-        <w:t xml:space="preserve"> + </w:t>
-      </w:r>
-      <w:proofErr w:type="spellStart"/>
-      <w:r>
-        <w:rPr>
-          <w:rFonts w:asciiTheme="majorHAnsi" w:hAnsiTheme="majorHAnsi" w:cstheme="majorHAnsi"/>
-        </w:rPr>
-        <w:t>Tambah</w:t>
-      </w:r>
-      <w:proofErr w:type="spellEnd"/>
-      <w:r>
-        <w:rPr>
-          <w:rFonts w:asciiTheme="majorHAnsi" w:hAnsiTheme="majorHAnsi" w:cstheme="majorHAnsi"/>
-        </w:rPr>
-        <w:t xml:space="preserve"> </w:t>
-      </w:r>
-      <w:proofErr w:type="spellStart"/>
-      <w:r>
-        <w:rPr>
-          <w:rFonts w:asciiTheme="majorHAnsi" w:hAnsiTheme="majorHAnsi" w:cstheme="majorHAnsi"/>
-        </w:rPr>
-        <w:t>Karyawan</w:t>
-      </w:r>
-      <w:proofErr w:type="spellEnd"/>
+      <w:r>
+        <w:rPr>
+          <w:rFonts w:asciiTheme="majorHAnsi" w:hAnsiTheme="majorHAnsi" w:cstheme="majorHAnsi"/>
+        </w:rPr>
+        <w:t>Klik tombol + Tambah Karyawan</w:t>
+      </w:r>
     </w:p>
     <w:p>
       <w:pPr>
@@ -2068,49 +2077,7 @@
         <w:rPr>
           <w:rFonts w:asciiTheme="majorHAnsi" w:hAnsiTheme="majorHAnsi" w:cstheme="majorHAnsi"/>
         </w:rPr>
-        <w:t xml:space="preserve">Status </w:t>
-      </w:r>
-      <w:proofErr w:type="spellStart"/>
-      <w:r>
-        <w:rPr>
-          <w:rFonts w:asciiTheme="majorHAnsi" w:hAnsiTheme="majorHAnsi" w:cstheme="majorHAnsi"/>
-        </w:rPr>
-        <w:t>Kerja</w:t>
-      </w:r>
-      <w:proofErr w:type="spellEnd"/>
-      <w:r>
-        <w:rPr>
-          <w:rFonts w:asciiTheme="majorHAnsi" w:hAnsiTheme="majorHAnsi" w:cstheme="majorHAnsi"/>
-        </w:rPr>
-        <w:t xml:space="preserve"> — Status </w:t>
-      </w:r>
-      <w:proofErr w:type="spellStart"/>
-      <w:r>
-        <w:rPr>
-          <w:rFonts w:asciiTheme="majorHAnsi" w:hAnsiTheme="majorHAnsi" w:cstheme="majorHAnsi"/>
-        </w:rPr>
-        <w:t>aktif</w:t>
-      </w:r>
-      <w:proofErr w:type="spellEnd"/>
-      <w:r>
-        <w:rPr>
-          <w:rFonts w:asciiTheme="majorHAnsi" w:hAnsiTheme="majorHAnsi" w:cstheme="majorHAnsi"/>
-        </w:rPr>
-        <w:t>/non-</w:t>
-      </w:r>
-      <w:proofErr w:type="spellStart"/>
-      <w:r>
-        <w:rPr>
-          <w:rFonts w:asciiTheme="majorHAnsi" w:hAnsiTheme="majorHAnsi" w:cstheme="majorHAnsi"/>
-        </w:rPr>
-        <w:t>aktif</w:t>
-      </w:r>
-      <w:proofErr w:type="spellEnd"/>
-      <w:r>
-        <w:rPr>
-          <w:rFonts w:asciiTheme="majorHAnsi" w:hAnsiTheme="majorHAnsi" w:cstheme="majorHAnsi"/>
-        </w:rPr>
-        <w:t xml:space="preserve"> dan catatan perubahan</w:t>
+        <w:t>Status Kerja — Status aktif/non-aktif dan catatan perubahan</w:t>
       </w:r>
     </w:p>
     <w:p>
@@ -2286,56 +2253,12 @@
           <w:rFonts w:asciiTheme="majorHAnsi" w:hAnsiTheme="majorHAnsi" w:cstheme="majorHAnsi"/>
         </w:rPr>
       </w:pPr>
-      <w:proofErr w:type="spellStart"/>
-      <w:r>
-        <w:rPr>
-          <w:rFonts w:asciiTheme="majorHAnsi" w:hAnsiTheme="majorHAnsi" w:cstheme="majorHAnsi"/>
-        </w:rPr>
-        <w:t>Klik</w:t>
-      </w:r>
-      <w:proofErr w:type="spellEnd"/>
-      <w:r>
-        <w:rPr>
-          <w:rFonts w:asciiTheme="majorHAnsi" w:hAnsiTheme="majorHAnsi" w:cstheme="majorHAnsi"/>
-        </w:rPr>
-        <w:t xml:space="preserve"> </w:t>
-      </w:r>
-      <w:proofErr w:type="spellStart"/>
-      <w:r>
-        <w:rPr>
-          <w:rFonts w:asciiTheme="majorHAnsi" w:hAnsiTheme="majorHAnsi" w:cstheme="majorHAnsi"/>
-        </w:rPr>
-        <w:t>tombol</w:t>
-      </w:r>
-      <w:proofErr w:type="spellEnd"/>
-      <w:r>
-        <w:rPr>
-          <w:rFonts w:asciiTheme="majorHAnsi" w:hAnsiTheme="majorHAnsi" w:cstheme="majorHAnsi"/>
-        </w:rPr>
-        <w:t xml:space="preserve"> + </w:t>
-      </w:r>
-      <w:proofErr w:type="spellStart"/>
-      <w:r>
-        <w:rPr>
-          <w:rFonts w:asciiTheme="majorHAnsi" w:hAnsiTheme="majorHAnsi" w:cstheme="majorHAnsi"/>
-        </w:rPr>
-        <w:t>Buat</w:t>
-      </w:r>
-      <w:proofErr w:type="spellEnd"/>
-      <w:r>
-        <w:rPr>
-          <w:rFonts w:asciiTheme="majorHAnsi" w:hAnsiTheme="majorHAnsi" w:cstheme="majorHAnsi"/>
-        </w:rPr>
-        <w:t xml:space="preserve"> </w:t>
-      </w:r>
-      <w:proofErr w:type="spellStart"/>
-      <w:r>
-        <w:rPr>
-          <w:rFonts w:asciiTheme="majorHAnsi" w:hAnsiTheme="majorHAnsi" w:cstheme="majorHAnsi"/>
-        </w:rPr>
-        <w:t>Kontrak</w:t>
-      </w:r>
-      <w:proofErr w:type="spellEnd"/>
+      <w:r>
+        <w:rPr>
+          <w:rFonts w:asciiTheme="majorHAnsi" w:hAnsiTheme="majorHAnsi" w:cstheme="majorHAnsi"/>
+        </w:rPr>
+        <w:t>Klik tombol + Buat Kontrak</w:t>
+      </w:r>
     </w:p>
     <w:p>
       <w:pPr>
@@ -2374,33 +2297,11 @@
           <w:rFonts w:asciiTheme="majorHAnsi" w:hAnsiTheme="majorHAnsi" w:cstheme="majorHAnsi"/>
         </w:rPr>
       </w:pPr>
-      <w:proofErr w:type="spellStart"/>
-      <w:r>
-        <w:rPr>
-          <w:rFonts w:asciiTheme="majorHAnsi" w:hAnsiTheme="majorHAnsi" w:cstheme="majorHAnsi"/>
-        </w:rPr>
-        <w:t>Pilih</w:t>
-      </w:r>
-      <w:proofErr w:type="spellEnd"/>
-      <w:r>
-        <w:rPr>
-          <w:rFonts w:asciiTheme="majorHAnsi" w:hAnsiTheme="majorHAnsi" w:cstheme="majorHAnsi"/>
-        </w:rPr>
-        <w:t xml:space="preserve"> Template yang </w:t>
-      </w:r>
-      <w:proofErr w:type="spellStart"/>
-      <w:r>
-        <w:rPr>
-          <w:rFonts w:asciiTheme="majorHAnsi" w:hAnsiTheme="majorHAnsi" w:cstheme="majorHAnsi"/>
-        </w:rPr>
-        <w:t>sesuai</w:t>
-      </w:r>
-      <w:proofErr w:type="spellEnd"/>
-      <w:r>
-        <w:rPr>
-          <w:rFonts w:asciiTheme="majorHAnsi" w:hAnsiTheme="majorHAnsi" w:cstheme="majorHAnsi"/>
-        </w:rPr>
-        <w:t xml:space="preserve"> (PKWT_DRIVER, PKWT_KASIR, MITRA_STAFF, dll)</w:t>
+      <w:r>
+        <w:rPr>
+          <w:rFonts w:asciiTheme="majorHAnsi" w:hAnsiTheme="majorHAnsi" w:cstheme="majorHAnsi"/>
+        </w:rPr>
+        <w:t>Pilih Template yang sesuai (PKWT_DRIVER, PKWT_KASIR, MITRA_STAFF, dll)</w:t>
       </w:r>
     </w:p>
     <w:p>
@@ -2442,19 +2343,11 @@
           <w:rFonts w:asciiTheme="majorHAnsi" w:hAnsiTheme="majorHAnsi" w:cstheme="majorHAnsi"/>
         </w:rPr>
       </w:pPr>
-      <w:proofErr w:type="spellStart"/>
-      <w:r>
-        <w:rPr>
-          <w:rFonts w:asciiTheme="majorHAnsi" w:hAnsiTheme="majorHAnsi" w:cstheme="majorHAnsi"/>
-        </w:rPr>
-        <w:t>Klik</w:t>
-      </w:r>
-      <w:proofErr w:type="spellEnd"/>
-      <w:r>
-        <w:rPr>
-          <w:rFonts w:asciiTheme="majorHAnsi" w:hAnsiTheme="majorHAnsi" w:cstheme="majorHAnsi"/>
-        </w:rPr>
-        <w:t xml:space="preserve"> Simpan</w:t>
+      <w:r>
+        <w:rPr>
+          <w:rFonts w:asciiTheme="majorHAnsi" w:hAnsiTheme="majorHAnsi" w:cstheme="majorHAnsi"/>
+        </w:rPr>
+        <w:t>Klik Simpan</w:t>
       </w:r>
     </w:p>
     <w:p>
@@ -2853,47 +2746,11 @@
           <w:rFonts w:asciiTheme="majorHAnsi" w:hAnsiTheme="majorHAnsi" w:cstheme="majorHAnsi"/>
         </w:rPr>
       </w:pPr>
-      <w:proofErr w:type="spellStart"/>
-      <w:r>
-        <w:rPr>
-          <w:rFonts w:asciiTheme="majorHAnsi" w:hAnsiTheme="majorHAnsi" w:cstheme="majorHAnsi"/>
-        </w:rPr>
-        <w:t>Klik</w:t>
-      </w:r>
-      <w:proofErr w:type="spellEnd"/>
-      <w:r>
-        <w:rPr>
-          <w:rFonts w:asciiTheme="majorHAnsi" w:hAnsiTheme="majorHAnsi" w:cstheme="majorHAnsi"/>
-        </w:rPr>
-        <w:t xml:space="preserve"> </w:t>
-      </w:r>
-      <w:proofErr w:type="spellStart"/>
-      <w:r>
-        <w:rPr>
-          <w:rFonts w:asciiTheme="majorHAnsi" w:hAnsiTheme="majorHAnsi" w:cstheme="majorHAnsi"/>
-        </w:rPr>
-        <w:t>tombol</w:t>
-      </w:r>
-      <w:proofErr w:type="spellEnd"/>
-      <w:r>
-        <w:rPr>
-          <w:rFonts w:asciiTheme="majorHAnsi" w:hAnsiTheme="majorHAnsi" w:cstheme="majorHAnsi"/>
-        </w:rPr>
-        <w:t xml:space="preserve"> + </w:t>
-      </w:r>
-      <w:proofErr w:type="spellStart"/>
-      <w:r>
-        <w:rPr>
-          <w:rFonts w:asciiTheme="majorHAnsi" w:hAnsiTheme="majorHAnsi" w:cstheme="majorHAnsi"/>
-        </w:rPr>
-        <w:t>Buat</w:t>
-      </w:r>
-      <w:proofErr w:type="spellEnd"/>
-      <w:r>
-        <w:rPr>
-          <w:rFonts w:asciiTheme="majorHAnsi" w:hAnsiTheme="majorHAnsi" w:cstheme="majorHAnsi"/>
-        </w:rPr>
-        <w:t xml:space="preserve"> SP</w:t>
+      <w:r>
+        <w:rPr>
+          <w:rFonts w:asciiTheme="majorHAnsi" w:hAnsiTheme="majorHAnsi" w:cstheme="majorHAnsi"/>
+        </w:rPr>
+        <w:t>Klik tombol + Buat SP</w:t>
       </w:r>
     </w:p>
     <w:p>
@@ -2955,35 +2812,7 @@
         <w:rPr>
           <w:rFonts w:asciiTheme="majorHAnsi" w:hAnsiTheme="majorHAnsi" w:cstheme="majorHAnsi"/>
         </w:rPr>
-        <w:t xml:space="preserve">Isi </w:t>
-      </w:r>
-      <w:proofErr w:type="spellStart"/>
-      <w:r>
-        <w:rPr>
-          <w:rFonts w:asciiTheme="majorHAnsi" w:hAnsiTheme="majorHAnsi" w:cstheme="majorHAnsi"/>
-        </w:rPr>
-        <w:t>Tanggal</w:t>
-      </w:r>
-      <w:proofErr w:type="spellEnd"/>
-      <w:r>
-        <w:rPr>
-          <w:rFonts w:asciiTheme="majorHAnsi" w:hAnsiTheme="majorHAnsi" w:cstheme="majorHAnsi"/>
-        </w:rPr>
-        <w:t xml:space="preserve"> Surat — </w:t>
-      </w:r>
-      <w:proofErr w:type="spellStart"/>
-      <w:r>
-        <w:rPr>
-          <w:rFonts w:asciiTheme="majorHAnsi" w:hAnsiTheme="majorHAnsi" w:cstheme="majorHAnsi"/>
-        </w:rPr>
-        <w:t>nomor</w:t>
-      </w:r>
-      <w:proofErr w:type="spellEnd"/>
-      <w:r>
-        <w:rPr>
-          <w:rFonts w:asciiTheme="majorHAnsi" w:hAnsiTheme="majorHAnsi" w:cstheme="majorHAnsi"/>
-        </w:rPr>
-        <w:t xml:space="preserve"> SP di-generate otomatis</w:t>
+        <w:t>Isi Tanggal Surat — nomor SP di-generate otomatis</w:t>
       </w:r>
     </w:p>
     <w:p>
@@ -3172,33 +3001,11 @@
           <w:rFonts w:asciiTheme="majorHAnsi" w:hAnsiTheme="majorHAnsi" w:cstheme="majorHAnsi"/>
         </w:rPr>
       </w:pPr>
-      <w:proofErr w:type="spellStart"/>
-      <w:r>
-        <w:rPr>
-          <w:rFonts w:asciiTheme="majorHAnsi" w:hAnsiTheme="majorHAnsi" w:cstheme="majorHAnsi"/>
-        </w:rPr>
-        <w:t>Klik</w:t>
-      </w:r>
-      <w:proofErr w:type="spellEnd"/>
-      <w:r>
-        <w:rPr>
-          <w:rFonts w:asciiTheme="majorHAnsi" w:hAnsiTheme="majorHAnsi" w:cstheme="majorHAnsi"/>
-        </w:rPr>
-        <w:t xml:space="preserve"> </w:t>
-      </w:r>
-      <w:proofErr w:type="spellStart"/>
-      <w:r>
-        <w:rPr>
-          <w:rFonts w:asciiTheme="majorHAnsi" w:hAnsiTheme="majorHAnsi" w:cstheme="majorHAnsi"/>
-        </w:rPr>
-        <w:t>tombol</w:t>
-      </w:r>
-      <w:proofErr w:type="spellEnd"/>
-      <w:r>
-        <w:rPr>
-          <w:rFonts w:asciiTheme="majorHAnsi" w:hAnsiTheme="majorHAnsi" w:cstheme="majorHAnsi"/>
-        </w:rPr>
-        <w:t xml:space="preserve"> + Upload</w:t>
+      <w:r>
+        <w:rPr>
+          <w:rFonts w:asciiTheme="majorHAnsi" w:hAnsiTheme="majorHAnsi" w:cstheme="majorHAnsi"/>
+        </w:rPr>
+        <w:t>Klik tombol + Upload</w:t>
       </w:r>
     </w:p>
     <w:p>
@@ -3423,30 +3230,8 @@
         <w:rPr>
           <w:rFonts w:asciiTheme="majorHAnsi" w:hAnsiTheme="majorHAnsi" w:cstheme="majorHAnsi"/>
         </w:rPr>
-        <w:t>(</w:t>
-      </w:r>
-      <w:proofErr w:type="spellStart"/>
-      <w:r>
-        <w:rPr>
-          <w:rFonts w:asciiTheme="majorHAnsi" w:hAnsiTheme="majorHAnsi" w:cstheme="majorHAnsi"/>
-        </w:rPr>
-        <w:t>Opsional</w:t>
-      </w:r>
-      <w:proofErr w:type="spellEnd"/>
-      <w:r>
-        <w:rPr>
-          <w:rFonts w:asciiTheme="majorHAnsi" w:hAnsiTheme="majorHAnsi" w:cstheme="majorHAnsi"/>
-        </w:rPr>
-        <w:t xml:space="preserve">) Upload file </w:t>
-      </w:r>
-      <w:proofErr w:type="spellStart"/>
-      <w:r>
-        <w:rPr>
-          <w:rFonts w:asciiTheme="majorHAnsi" w:hAnsiTheme="majorHAnsi" w:cstheme="majorHAnsi"/>
-        </w:rPr>
-        <w:t>dokumen</w:t>
-      </w:r>
-      <w:proofErr w:type="spellEnd"/>
+        <w:t>(Opsional) Upload file dokumen</w:t>
+      </w:r>
     </w:p>
     <w:p>
       <w:pPr>
@@ -3599,42 +3384,12 @@
           <w:rFonts w:asciiTheme="majorHAnsi" w:hAnsiTheme="majorHAnsi" w:cstheme="majorHAnsi"/>
         </w:rPr>
       </w:pPr>
-      <w:proofErr w:type="spellStart"/>
-      <w:r>
-        <w:rPr>
-          <w:rFonts w:asciiTheme="majorHAnsi" w:hAnsiTheme="majorHAnsi" w:cstheme="majorHAnsi"/>
-        </w:rPr>
-        <w:t>Klik</w:t>
-      </w:r>
-      <w:proofErr w:type="spellEnd"/>
-      <w:r>
-        <w:rPr>
-          <w:rFonts w:asciiTheme="majorHAnsi" w:hAnsiTheme="majorHAnsi" w:cstheme="majorHAnsi"/>
-        </w:rPr>
-        <w:t xml:space="preserve"> + </w:t>
-      </w:r>
-      <w:proofErr w:type="spellStart"/>
-      <w:r>
-        <w:rPr>
-          <w:rFonts w:asciiTheme="majorHAnsi" w:hAnsiTheme="majorHAnsi" w:cstheme="majorHAnsi"/>
-        </w:rPr>
-        <w:t>Tambah</w:t>
-      </w:r>
-      <w:proofErr w:type="spellEnd"/>
-      <w:r>
-        <w:rPr>
-          <w:rFonts w:asciiTheme="majorHAnsi" w:hAnsiTheme="majorHAnsi" w:cstheme="majorHAnsi"/>
-        </w:rPr>
-        <w:t xml:space="preserve"> </w:t>
-      </w:r>
-      <w:proofErr w:type="spellStart"/>
-      <w:r>
-        <w:rPr>
-          <w:rFonts w:asciiTheme="majorHAnsi" w:hAnsiTheme="majorHAnsi" w:cstheme="majorHAnsi"/>
-        </w:rPr>
-        <w:t>Kontrak</w:t>
-      </w:r>
-      <w:proofErr w:type="spellEnd"/>
+      <w:r>
+        <w:rPr>
+          <w:rFonts w:asciiTheme="majorHAnsi" w:hAnsiTheme="majorHAnsi" w:cstheme="majorHAnsi"/>
+        </w:rPr>
+        <w:t>Klik + Tambah Kontrak</w:t>
+      </w:r>
     </w:p>
     <w:p>
       <w:pPr>
@@ -3677,44 +3432,8 @@
         <w:rPr>
           <w:rFonts w:asciiTheme="majorHAnsi" w:hAnsiTheme="majorHAnsi" w:cstheme="majorHAnsi"/>
         </w:rPr>
-        <w:t xml:space="preserve">Isi </w:t>
-      </w:r>
-      <w:proofErr w:type="spellStart"/>
-      <w:r>
-        <w:rPr>
-          <w:rFonts w:asciiTheme="majorHAnsi" w:hAnsiTheme="majorHAnsi" w:cstheme="majorHAnsi"/>
-        </w:rPr>
-        <w:t>tanggal</w:t>
-      </w:r>
-      <w:proofErr w:type="spellEnd"/>
-      <w:r>
-        <w:rPr>
-          <w:rFonts w:asciiTheme="majorHAnsi" w:hAnsiTheme="majorHAnsi" w:cstheme="majorHAnsi"/>
-        </w:rPr>
-        <w:t xml:space="preserve"> </w:t>
-      </w:r>
-      <w:proofErr w:type="spellStart"/>
-      <w:r>
-        <w:rPr>
-          <w:rFonts w:asciiTheme="majorHAnsi" w:hAnsiTheme="majorHAnsi" w:cstheme="majorHAnsi"/>
-        </w:rPr>
-        <w:t>mulai</w:t>
-      </w:r>
-      <w:proofErr w:type="spellEnd"/>
-      <w:r>
-        <w:rPr>
-          <w:rFonts w:asciiTheme="majorHAnsi" w:hAnsiTheme="majorHAnsi" w:cstheme="majorHAnsi"/>
-        </w:rPr>
-        <w:t xml:space="preserve"> dan </w:t>
-      </w:r>
-      <w:proofErr w:type="spellStart"/>
-      <w:r>
-        <w:rPr>
-          <w:rFonts w:asciiTheme="majorHAnsi" w:hAnsiTheme="majorHAnsi" w:cstheme="majorHAnsi"/>
-        </w:rPr>
-        <w:t>selesai</w:t>
-      </w:r>
-      <w:proofErr w:type="spellEnd"/>
+        <w:t>Isi tanggal mulai dan selesai</w:t>
+      </w:r>
     </w:p>
     <w:p>
       <w:pPr>
@@ -3739,19 +3458,11 @@
           <w:rFonts w:asciiTheme="majorHAnsi" w:hAnsiTheme="majorHAnsi" w:cstheme="majorHAnsi"/>
         </w:rPr>
       </w:pPr>
-      <w:proofErr w:type="spellStart"/>
-      <w:r>
-        <w:rPr>
-          <w:rFonts w:asciiTheme="majorHAnsi" w:hAnsiTheme="majorHAnsi" w:cstheme="majorHAnsi"/>
-        </w:rPr>
-        <w:t>Klik</w:t>
-      </w:r>
-      <w:proofErr w:type="spellEnd"/>
-      <w:r>
-        <w:rPr>
-          <w:rFonts w:asciiTheme="majorHAnsi" w:hAnsiTheme="majorHAnsi" w:cstheme="majorHAnsi"/>
-        </w:rPr>
-        <w:t xml:space="preserve"> Simpan</w:t>
+      <w:r>
+        <w:rPr>
+          <w:rFonts w:asciiTheme="majorHAnsi" w:hAnsiTheme="majorHAnsi" w:cstheme="majorHAnsi"/>
+        </w:rPr>
+        <w:t>Klik Simpan</w:t>
       </w:r>
     </w:p>
     <w:p>
@@ -3995,42 +3706,12 @@
           <w:rFonts w:asciiTheme="majorHAnsi" w:hAnsiTheme="majorHAnsi" w:cstheme="majorHAnsi"/>
         </w:rPr>
       </w:pPr>
-      <w:proofErr w:type="spellStart"/>
-      <w:r>
-        <w:rPr>
-          <w:rFonts w:asciiTheme="majorHAnsi" w:hAnsiTheme="majorHAnsi" w:cstheme="majorHAnsi"/>
-        </w:rPr>
-        <w:t>Klik</w:t>
-      </w:r>
-      <w:proofErr w:type="spellEnd"/>
-      <w:r>
-        <w:rPr>
-          <w:rFonts w:asciiTheme="majorHAnsi" w:hAnsiTheme="majorHAnsi" w:cstheme="majorHAnsi"/>
-        </w:rPr>
-        <w:t xml:space="preserve"> + </w:t>
-      </w:r>
-      <w:proofErr w:type="spellStart"/>
-      <w:r>
-        <w:rPr>
-          <w:rFonts w:asciiTheme="majorHAnsi" w:hAnsiTheme="majorHAnsi" w:cstheme="majorHAnsi"/>
-        </w:rPr>
-        <w:t>Tambah</w:t>
-      </w:r>
-      <w:proofErr w:type="spellEnd"/>
-      <w:r>
-        <w:rPr>
-          <w:rFonts w:asciiTheme="majorHAnsi" w:hAnsiTheme="majorHAnsi" w:cstheme="majorHAnsi"/>
-        </w:rPr>
-        <w:t xml:space="preserve"> </w:t>
-      </w:r>
-      <w:proofErr w:type="spellStart"/>
-      <w:r>
-        <w:rPr>
-          <w:rFonts w:asciiTheme="majorHAnsi" w:hAnsiTheme="majorHAnsi" w:cstheme="majorHAnsi"/>
-        </w:rPr>
-        <w:t>Akte</w:t>
-      </w:r>
-      <w:proofErr w:type="spellEnd"/>
+      <w:r>
+        <w:rPr>
+          <w:rFonts w:asciiTheme="majorHAnsi" w:hAnsiTheme="majorHAnsi" w:cstheme="majorHAnsi"/>
+        </w:rPr>
+        <w:t>Klik + Tambah Akte</w:t>
+      </w:r>
     </w:p>
     <w:p>
       <w:pPr>
@@ -4076,21 +3757,7 @@
           <w:rFonts w:asciiTheme="majorHAnsi" w:hAnsiTheme="majorHAnsi" w:cstheme="majorHAnsi"/>
         </w:rPr>
         <w:lastRenderedPageBreak/>
-        <w:t xml:space="preserve">Upload file </w:t>
-      </w:r>
-      <w:proofErr w:type="spellStart"/>
-      <w:r>
-        <w:rPr>
-          <w:rFonts w:asciiTheme="majorHAnsi" w:hAnsiTheme="majorHAnsi" w:cstheme="majorHAnsi"/>
-        </w:rPr>
-        <w:t>akte</w:t>
-      </w:r>
-      <w:proofErr w:type="spellEnd"/>
-      <w:r>
-        <w:rPr>
-          <w:rFonts w:asciiTheme="majorHAnsi" w:hAnsiTheme="majorHAnsi" w:cstheme="majorHAnsi"/>
-        </w:rPr>
-        <w:t xml:space="preserve"> (PDF)</w:t>
+        <w:t>Upload file akte (PDF)</w:t>
       </w:r>
     </w:p>
     <w:p>
@@ -4141,63 +3808,7 @@
         <w:rPr>
           <w:rFonts w:asciiTheme="majorHAnsi" w:hAnsiTheme="majorHAnsi" w:cstheme="majorHAnsi"/>
         </w:rPr>
-        <w:t xml:space="preserve">Angka </w:t>
-      </w:r>
-      <w:proofErr w:type="spellStart"/>
-      <w:r>
-        <w:rPr>
-          <w:rFonts w:asciiTheme="majorHAnsi" w:hAnsiTheme="majorHAnsi" w:cstheme="majorHAnsi"/>
-        </w:rPr>
-        <w:t>merah</w:t>
-      </w:r>
-      <w:proofErr w:type="spellEnd"/>
-      <w:r>
-        <w:rPr>
-          <w:rFonts w:asciiTheme="majorHAnsi" w:hAnsiTheme="majorHAnsi" w:cstheme="majorHAnsi"/>
-        </w:rPr>
-        <w:t xml:space="preserve"> </w:t>
-      </w:r>
-      <w:proofErr w:type="spellStart"/>
-      <w:r>
-        <w:rPr>
-          <w:rFonts w:asciiTheme="majorHAnsi" w:hAnsiTheme="majorHAnsi" w:cstheme="majorHAnsi"/>
-        </w:rPr>
-        <w:t>menunjukkan</w:t>
-      </w:r>
-      <w:proofErr w:type="spellEnd"/>
-      <w:r>
-        <w:rPr>
-          <w:rFonts w:asciiTheme="majorHAnsi" w:hAnsiTheme="majorHAnsi" w:cstheme="majorHAnsi"/>
-        </w:rPr>
-        <w:t xml:space="preserve"> </w:t>
-      </w:r>
-      <w:proofErr w:type="spellStart"/>
-      <w:r>
-        <w:rPr>
-          <w:rFonts w:asciiTheme="majorHAnsi" w:hAnsiTheme="majorHAnsi" w:cstheme="majorHAnsi"/>
-        </w:rPr>
-        <w:t>jumlah</w:t>
-      </w:r>
-      <w:proofErr w:type="spellEnd"/>
-      <w:r>
-        <w:rPr>
-          <w:rFonts w:asciiTheme="majorHAnsi" w:hAnsiTheme="majorHAnsi" w:cstheme="majorHAnsi"/>
-        </w:rPr>
-        <w:t xml:space="preserve"> </w:t>
-      </w:r>
-      <w:proofErr w:type="spellStart"/>
-      <w:r>
-        <w:rPr>
-          <w:rFonts w:asciiTheme="majorHAnsi" w:hAnsiTheme="majorHAnsi" w:cstheme="majorHAnsi"/>
-        </w:rPr>
-        <w:t>notifikasi</w:t>
-      </w:r>
-      <w:proofErr w:type="spellEnd"/>
-      <w:r>
-        <w:rPr>
-          <w:rFonts w:asciiTheme="majorHAnsi" w:hAnsiTheme="majorHAnsi" w:cstheme="majorHAnsi"/>
-        </w:rPr>
-        <w:t xml:space="preserve"> belum dibaca.</w:t>
+        <w:t>Angka merah menunjukkan jumlah notifikasi belum dibaca.</w:t>
       </w:r>
     </w:p>
     <w:p>
@@ -4388,37 +3999,12 @@
                 <w:rFonts w:asciiTheme="majorHAnsi" w:hAnsiTheme="majorHAnsi" w:cstheme="majorHAnsi"/>
               </w:rPr>
             </w:pPr>
-            <w:proofErr w:type="spellStart"/>
             <w:r>
               <w:rPr>
                 <w:rFonts w:asciiTheme="majorHAnsi" w:hAnsiTheme="majorHAnsi" w:cstheme="majorHAnsi"/>
                 <w:sz w:val="20"/>
               </w:rPr>
-              <w:t>Sertifikasi</w:t>
-            </w:r>
-            <w:proofErr w:type="spellEnd"/>
-            <w:r>
-              <w:rPr>
-                <w:rFonts w:asciiTheme="majorHAnsi" w:hAnsiTheme="majorHAnsi" w:cstheme="majorHAnsi"/>
-                <w:sz w:val="20"/>
-              </w:rPr>
-              <w:t>/</w:t>
-            </w:r>
-            <w:proofErr w:type="spellStart"/>
-            <w:r>
-              <w:rPr>
-                <w:rFonts w:asciiTheme="majorHAnsi" w:hAnsiTheme="majorHAnsi" w:cstheme="majorHAnsi"/>
-                <w:sz w:val="20"/>
-              </w:rPr>
-              <w:t>Ijin</w:t>
-            </w:r>
-            <w:proofErr w:type="spellEnd"/>
-            <w:r>
-              <w:rPr>
-                <w:rFonts w:asciiTheme="majorHAnsi" w:hAnsiTheme="majorHAnsi" w:cstheme="majorHAnsi"/>
-                <w:sz w:val="20"/>
-              </w:rPr>
-              <w:t xml:space="preserve"> Akan Expired</w:t>
+              <w:t>Sertifikasi/Ijin Akan Expired</w:t>
             </w:r>
           </w:p>
         </w:tc>
@@ -4461,23 +4047,7 @@
                 <w:rFonts w:asciiTheme="majorHAnsi" w:hAnsiTheme="majorHAnsi" w:cstheme="majorHAnsi"/>
                 <w:sz w:val="20"/>
               </w:rPr>
-              <w:t xml:space="preserve">Legal </w:t>
-            </w:r>
-            <w:proofErr w:type="spellStart"/>
-            <w:r>
-              <w:rPr>
-                <w:rFonts w:asciiTheme="majorHAnsi" w:hAnsiTheme="majorHAnsi" w:cstheme="majorHAnsi"/>
-                <w:sz w:val="20"/>
-              </w:rPr>
-              <w:t>Koperasi</w:t>
-            </w:r>
-            <w:proofErr w:type="spellEnd"/>
-            <w:r>
-              <w:rPr>
-                <w:rFonts w:asciiTheme="majorHAnsi" w:hAnsiTheme="majorHAnsi" w:cstheme="majorHAnsi"/>
-                <w:sz w:val="20"/>
-              </w:rPr>
-              <w:t xml:space="preserve"> Akan Habis</w:t>
+              <w:t>Legal Koperasi Akan Habis</w:t>
             </w:r>
           </w:p>
         </w:tc>
@@ -4548,61 +4118,11 @@
           <w:rFonts w:asciiTheme="majorHAnsi" w:hAnsiTheme="majorHAnsi" w:cstheme="majorHAnsi"/>
         </w:rPr>
       </w:pPr>
-      <w:proofErr w:type="spellStart"/>
-      <w:r>
-        <w:rPr>
-          <w:rFonts w:asciiTheme="majorHAnsi" w:hAnsiTheme="majorHAnsi" w:cstheme="majorHAnsi"/>
-        </w:rPr>
-        <w:t>Notifikasi</w:t>
-      </w:r>
-      <w:proofErr w:type="spellEnd"/>
-      <w:r>
-        <w:rPr>
-          <w:rFonts w:asciiTheme="majorHAnsi" w:hAnsiTheme="majorHAnsi" w:cstheme="majorHAnsi"/>
-        </w:rPr>
-        <w:t xml:space="preserve"> </w:t>
-      </w:r>
-      <w:proofErr w:type="spellStart"/>
-      <w:r>
-        <w:rPr>
-          <w:rFonts w:asciiTheme="majorHAnsi" w:hAnsiTheme="majorHAnsi" w:cstheme="majorHAnsi"/>
-        </w:rPr>
-        <w:t>diperbarui</w:t>
-      </w:r>
-      <w:proofErr w:type="spellEnd"/>
-      <w:r>
-        <w:rPr>
-          <w:rFonts w:asciiTheme="majorHAnsi" w:hAnsiTheme="majorHAnsi" w:cstheme="majorHAnsi"/>
-        </w:rPr>
-        <w:t xml:space="preserve"> </w:t>
-      </w:r>
-      <w:proofErr w:type="spellStart"/>
-      <w:r>
-        <w:rPr>
-          <w:rFonts w:asciiTheme="majorHAnsi" w:hAnsiTheme="majorHAnsi" w:cstheme="majorHAnsi"/>
-        </w:rPr>
-        <w:t>otomatis</w:t>
-      </w:r>
-      <w:proofErr w:type="spellEnd"/>
-      <w:r>
-        <w:rPr>
-          <w:rFonts w:asciiTheme="majorHAnsi" w:hAnsiTheme="majorHAnsi" w:cstheme="majorHAnsi"/>
-        </w:rPr>
-        <w:t xml:space="preserve"> </w:t>
-      </w:r>
-      <w:proofErr w:type="spellStart"/>
-      <w:r>
-        <w:rPr>
-          <w:rFonts w:asciiTheme="majorHAnsi" w:hAnsiTheme="majorHAnsi" w:cstheme="majorHAnsi"/>
-        </w:rPr>
-        <w:t>setiap</w:t>
-      </w:r>
-      <w:proofErr w:type="spellEnd"/>
-      <w:r>
-        <w:rPr>
-          <w:rFonts w:asciiTheme="majorHAnsi" w:hAnsiTheme="majorHAnsi" w:cstheme="majorHAnsi"/>
-        </w:rPr>
-        <w:t xml:space="preserve"> 5 menit (real-time)</w:t>
+      <w:r>
+        <w:rPr>
+          <w:rFonts w:asciiTheme="majorHAnsi" w:hAnsiTheme="majorHAnsi" w:cstheme="majorHAnsi"/>
+        </w:rPr>
+        <w:t>Notifikasi diperbarui otomatis setiap 5 menit (real-time)</w:t>
       </w:r>
     </w:p>
     <w:p>
@@ -4867,21 +4387,12 @@
                 <w:rFonts w:asciiTheme="majorHAnsi" w:hAnsiTheme="majorHAnsi" w:cstheme="majorHAnsi"/>
               </w:rPr>
             </w:pPr>
-            <w:proofErr w:type="spellStart"/>
             <w:r>
               <w:rPr>
                 <w:rFonts w:asciiTheme="majorHAnsi" w:hAnsiTheme="majorHAnsi" w:cstheme="majorHAnsi"/>
                 <w:sz w:val="20"/>
               </w:rPr>
-              <w:t>Tampilan</w:t>
-            </w:r>
-            <w:proofErr w:type="spellEnd"/>
-            <w:r>
-              <w:rPr>
-                <w:rFonts w:asciiTheme="majorHAnsi" w:hAnsiTheme="majorHAnsi" w:cstheme="majorHAnsi"/>
-                <w:sz w:val="20"/>
-              </w:rPr>
-              <w:t xml:space="preserve"> Login</w:t>
+              <w:t>Tampilan Login</w:t>
             </w:r>
           </w:p>
         </w:tc>
@@ -5332,7 +4843,6 @@
                 <w:rFonts w:asciiTheme="majorHAnsi" w:hAnsiTheme="majorHAnsi" w:cstheme="majorHAnsi"/>
               </w:rPr>
             </w:pPr>
-            <w:proofErr w:type="spellStart"/>
             <w:r>
               <w:rPr>
                 <w:rFonts w:asciiTheme="majorHAnsi" w:hAnsiTheme="majorHAnsi" w:cstheme="majorHAnsi"/>
@@ -5340,7 +4850,6 @@
               </w:rPr>
               <w:t>Dokumen</w:t>
             </w:r>
-            <w:proofErr w:type="spellEnd"/>
           </w:p>
         </w:tc>
         <w:tc>
@@ -6185,47 +5694,11 @@
           <w:rFonts w:asciiTheme="majorHAnsi" w:hAnsiTheme="majorHAnsi" w:cstheme="majorHAnsi"/>
         </w:rPr>
       </w:pPr>
-      <w:proofErr w:type="spellStart"/>
-      <w:r>
-        <w:rPr>
-          <w:rFonts w:asciiTheme="majorHAnsi" w:hAnsiTheme="majorHAnsi" w:cstheme="majorHAnsi"/>
-        </w:rPr>
-        <w:t>Klik</w:t>
-      </w:r>
-      <w:proofErr w:type="spellEnd"/>
-      <w:r>
-        <w:rPr>
-          <w:rFonts w:asciiTheme="majorHAnsi" w:hAnsiTheme="majorHAnsi" w:cstheme="majorHAnsi"/>
-        </w:rPr>
-        <w:t xml:space="preserve"> </w:t>
-      </w:r>
-      <w:proofErr w:type="spellStart"/>
-      <w:r>
-        <w:rPr>
-          <w:rFonts w:asciiTheme="majorHAnsi" w:hAnsiTheme="majorHAnsi" w:cstheme="majorHAnsi"/>
-        </w:rPr>
-        <w:t>tombol</w:t>
-      </w:r>
-      <w:proofErr w:type="spellEnd"/>
-      <w:r>
-        <w:rPr>
-          <w:rFonts w:asciiTheme="majorHAnsi" w:hAnsiTheme="majorHAnsi" w:cstheme="majorHAnsi"/>
-        </w:rPr>
-        <w:t xml:space="preserve"> + </w:t>
-      </w:r>
-      <w:proofErr w:type="spellStart"/>
-      <w:r>
-        <w:rPr>
-          <w:rFonts w:asciiTheme="majorHAnsi" w:hAnsiTheme="majorHAnsi" w:cstheme="majorHAnsi"/>
-        </w:rPr>
-        <w:t>Tambah</w:t>
-      </w:r>
-      <w:proofErr w:type="spellEnd"/>
-      <w:r>
-        <w:rPr>
-          <w:rFonts w:asciiTheme="majorHAnsi" w:hAnsiTheme="majorHAnsi" w:cstheme="majorHAnsi"/>
-        </w:rPr>
-        <w:t xml:space="preserve"> User</w:t>
+      <w:r>
+        <w:rPr>
+          <w:rFonts w:asciiTheme="majorHAnsi" w:hAnsiTheme="majorHAnsi" w:cstheme="majorHAnsi"/>
+        </w:rPr>
+        <w:t>Klik tombol + Tambah User</w:t>
       </w:r>
     </w:p>
     <w:p>
@@ -6651,69 +6124,12 @@
                 <w:rFonts w:asciiTheme="majorHAnsi" w:hAnsiTheme="majorHAnsi" w:cstheme="majorHAnsi"/>
               </w:rPr>
             </w:pPr>
-            <w:proofErr w:type="spellStart"/>
             <w:r>
               <w:rPr>
                 <w:rFonts w:asciiTheme="majorHAnsi" w:hAnsiTheme="majorHAnsi" w:cstheme="majorHAnsi"/>
                 <w:sz w:val="20"/>
               </w:rPr>
-              <w:t>Lihat</w:t>
-            </w:r>
-            <w:proofErr w:type="spellEnd"/>
-            <w:r>
-              <w:rPr>
-                <w:rFonts w:asciiTheme="majorHAnsi" w:hAnsiTheme="majorHAnsi" w:cstheme="majorHAnsi"/>
-                <w:sz w:val="20"/>
-              </w:rPr>
-              <w:t xml:space="preserve"> </w:t>
-            </w:r>
-            <w:proofErr w:type="spellStart"/>
-            <w:r>
-              <w:rPr>
-                <w:rFonts w:asciiTheme="majorHAnsi" w:hAnsiTheme="majorHAnsi" w:cstheme="majorHAnsi"/>
-                <w:sz w:val="20"/>
-              </w:rPr>
-              <w:t>semua</w:t>
-            </w:r>
-            <w:proofErr w:type="spellEnd"/>
-            <w:r>
-              <w:rPr>
-                <w:rFonts w:asciiTheme="majorHAnsi" w:hAnsiTheme="majorHAnsi" w:cstheme="majorHAnsi"/>
-                <w:sz w:val="20"/>
-              </w:rPr>
-              <w:t xml:space="preserve"> </w:t>
-            </w:r>
-            <w:proofErr w:type="spellStart"/>
-            <w:r>
-              <w:rPr>
-                <w:rFonts w:asciiTheme="majorHAnsi" w:hAnsiTheme="majorHAnsi" w:cstheme="majorHAnsi"/>
-                <w:sz w:val="20"/>
-              </w:rPr>
-              <w:t>riwayat</w:t>
-            </w:r>
-            <w:proofErr w:type="spellEnd"/>
-            <w:r>
-              <w:rPr>
-                <w:rFonts w:asciiTheme="majorHAnsi" w:hAnsiTheme="majorHAnsi" w:cstheme="majorHAnsi"/>
-                <w:sz w:val="20"/>
-              </w:rPr>
-              <w:t xml:space="preserve"> </w:t>
-            </w:r>
-            <w:proofErr w:type="spellStart"/>
-            <w:r>
-              <w:rPr>
-                <w:rFonts w:asciiTheme="majorHAnsi" w:hAnsiTheme="majorHAnsi" w:cstheme="majorHAnsi"/>
-                <w:sz w:val="20"/>
-              </w:rPr>
-              <w:t>kontrak</w:t>
-            </w:r>
-            <w:proofErr w:type="spellEnd"/>
-            <w:r>
-              <w:rPr>
-                <w:rFonts w:asciiTheme="majorHAnsi" w:hAnsiTheme="majorHAnsi" w:cstheme="majorHAnsi"/>
-                <w:sz w:val="20"/>
-              </w:rPr>
-              <w:t xml:space="preserve"> karyawan</w:t>
+              <w:t>Lihat semua riwayat kontrak karyawan</w:t>
             </w:r>
           </w:p>
         </w:tc>
@@ -7062,7 +6478,7 @@
         </mc:Choice>
         <mc:Fallback>
           <w:pict>
-            <v:shapetype w14:anchorId="4AB8CADF" id="_x0000_t120" coordsize="21600,21600" o:spt="120" path="m10800,qx,10800,10800,21600,21600,10800,10800,xe">
+            <v:shapetype w14:anchorId="45FE09A4" id="_x0000_t120" coordsize="21600,21600" o:spt="120" path="m10800,qx,10800,10800,21600,21600,10800,10800,xe">
               <v:path gradientshapeok="t" o:connecttype="custom" o:connectlocs="10800,0;3163,3163;0,10800;3163,18437;10800,21600;18437,18437;21600,10800;18437,3163" textboxrect="3163,3163,18437,18437"/>
             </v:shapetype>
             <v:shape id="Flowchart: Connector 7" o:spid="_x0000_s1026" type="#_x0000_t120" style="position:absolute;margin-left:293.55pt;margin-top:6.7pt;width:5.7pt;height:5.7pt;z-index:251665408;visibility:visible;mso-wrap-style:square;mso-width-percent:0;mso-height-percent:0;mso-wrap-distance-left:9pt;mso-wrap-distance-top:0;mso-wrap-distance-right:9pt;mso-wrap-distance-bottom:0;mso-position-horizontal:absolute;mso-position-horizontal-relative:text;mso-position-vertical:absolute;mso-position-vertical-relative:text;mso-width-percent:0;mso-height-percent:0;mso-width-relative:page;mso-height-relative:page;v-text-anchor:top" o:gfxdata="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" fillcolor="black"/>
@@ -7138,7 +6554,7 @@
         </mc:Choice>
         <mc:Fallback>
           <w:pict>
-            <v:line w14:anchorId="093F3685" id="Straight Connector 6" o:spid="_x0000_s1026" style="position:absolute;z-index:251663360;visibility:visible;mso-wrap-style:square;mso-width-percent:0;mso-height-percent:0;mso-wrap-distance-left:9pt;mso-wrap-distance-top:0;mso-wrap-distance-right:9pt;mso-wrap-distance-bottom:0;mso-position-horizontal:absolute;mso-position-horizontal-relative:text;mso-position-vertical:absolute;mso-position-vertical-relative:text;mso-width-percent:0;mso-height-percent:0;mso-width-relative:page;mso-height-relative:page" from="461.7pt,1pt" to="461.7pt,32.35pt" o:gfxdata="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"/>
+            <v:line w14:anchorId="0406443C" id="Straight Connector 6" o:spid="_x0000_s1026" style="position:absolute;z-index:251663360;visibility:visible;mso-wrap-style:square;mso-width-percent:0;mso-height-percent:0;mso-wrap-distance-left:9pt;mso-wrap-distance-top:0;mso-wrap-distance-right:9pt;mso-wrap-distance-bottom:0;mso-position-horizontal:absolute;mso-position-horizontal-relative:text;mso-position-vertical:absolute;mso-position-vertical-relative:text;mso-width-percent:0;mso-height-percent:0;mso-width-relative:page;mso-height-relative:page" from="461.7pt,1pt" to="461.7pt,32.35pt" o:gfxdata="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"/>
           </w:pict>
         </mc:Fallback>
       </mc:AlternateContent>
@@ -7211,7 +6627,7 @@
         </mc:Choice>
         <mc:Fallback>
           <w:pict>
-            <v:line w14:anchorId="36162A98" id="Straight Connector 5" o:spid="_x0000_s1026" style="position:absolute;z-index:251662336;visibility:visible;mso-wrap-style:square;mso-width-percent:0;mso-height-percent:0;mso-wrap-distance-left:9pt;mso-wrap-distance-top:0;mso-wrap-distance-right:9pt;mso-wrap-distance-bottom:0;mso-position-horizontal:absolute;mso-position-horizontal-relative:text;mso-position-vertical:absolute;mso-position-vertical-relative:text;mso-width-percent:0;mso-height-percent:0;mso-width-relative:page;mso-height-relative:page" from="296.4pt,9.55pt" to="464.55pt,9.55pt" o:gfxdata="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"/>
+            <v:line w14:anchorId="7F52B324" id="Straight Connector 5" o:spid="_x0000_s1026" style="position:absolute;z-index:251662336;visibility:visible;mso-wrap-style:square;mso-width-percent:0;mso-height-percent:0;mso-wrap-distance-left:9pt;mso-wrap-distance-top:0;mso-wrap-distance-right:9pt;mso-wrap-distance-bottom:0;mso-position-horizontal:absolute;mso-position-horizontal-relative:text;mso-position-vertical:absolute;mso-position-vertical-relative:text;mso-width-percent:0;mso-height-percent:0;mso-width-relative:page;mso-height-relative:page" from="296.4pt,9.55pt" to="464.55pt,9.55pt" o:gfxdata="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"/>
           </w:pict>
         </mc:Fallback>
       </mc:AlternateContent>
@@ -7444,7 +6860,7 @@
         </mc:Choice>
         <mc:Fallback>
           <w:pict>
-            <v:shape w14:anchorId="7A52097F" id="Flowchart: Connector 3" o:spid="_x0000_s1026" type="#_x0000_t120" style="position:absolute;margin-left:458.85pt;margin-top:-.65pt;width:5.7pt;height:5.7pt;z-index:251664384;visibility:visible;mso-wrap-style:square;mso-width-percent:0;mso-height-percent:0;mso-wrap-distance-left:9pt;mso-wrap-distance-top:0;mso-wrap-distance-right:9pt;mso-wrap-distance-bottom:0;mso-position-horizontal:absolute;mso-position-horizontal-relative:text;mso-position-vertical:absolute;mso-position-vertical-relative:text;mso-width-percent:0;mso-height-percent:0;mso-width-relative:page;mso-height-relative:page;v-text-anchor:top" o:gfxdata="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" fillcolor="black"/>
+            <v:shape w14:anchorId="6CE5D30A" id="Flowchart: Connector 3" o:spid="_x0000_s1026" type="#_x0000_t120" style="position:absolute;margin-left:458.85pt;margin-top:-.65pt;width:5.7pt;height:5.7pt;z-index:251664384;visibility:visible;mso-wrap-style:square;mso-width-percent:0;mso-height-percent:0;mso-wrap-distance-left:9pt;mso-wrap-distance-top:0;mso-wrap-distance-right:9pt;mso-wrap-distance-bottom:0;mso-position-horizontal:absolute;mso-position-horizontal-relative:text;mso-position-vertical:absolute;mso-position-vertical-relative:text;mso-width-percent:0;mso-height-percent:0;mso-width-relative:page;mso-height-relative:page;v-text-anchor:top" o:gfxdata="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" fillcolor="black"/>
           </w:pict>
         </mc:Fallback>
       </mc:AlternateContent>
@@ -7603,7 +7019,7 @@
         </mc:Choice>
         <mc:Fallback>
           <w:pict>
-            <v:line w14:anchorId="54048897" id="Straight Connector 2" o:spid="_x0000_s1026" style="position:absolute;flip:y;z-index:251661312;visibility:visible;mso-wrap-style:square;mso-width-percent:0;mso-height-percent:0;mso-wrap-distance-left:9pt;mso-wrap-distance-top:0;mso-wrap-distance-right:9pt;mso-wrap-distance-bottom:0;mso-position-horizontal:absolute;mso-position-horizontal-relative:text;mso-position-vertical:absolute;mso-position-vertical-relative:text;mso-width-percent:0;mso-height-percent:0;mso-width-relative:page;mso-height-relative:page" from="-2.85pt,16.7pt" to="469.5pt,17.15pt" o:gfxdata="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" strokeweight="3pt">
+            <v:line w14:anchorId="6EAA4768" id="Straight Connector 2" o:spid="_x0000_s1026" style="position:absolute;flip:y;z-index:251661312;visibility:visible;mso-wrap-style:square;mso-width-percent:0;mso-height-percent:0;mso-wrap-distance-left:9pt;mso-wrap-distance-top:0;mso-wrap-distance-right:9pt;mso-wrap-distance-bottom:0;mso-position-horizontal:absolute;mso-position-horizontal-relative:text;mso-position-vertical:absolute;mso-position-vertical-relative:text;mso-width-percent:0;mso-height-percent:0;mso-width-relative:page;mso-height-relative:page" from="-2.85pt,16.7pt" to="469.5pt,17.15pt" o:gfxdata="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" strokeweight="3pt">
               <v:stroke linestyle="thinThin"/>
             </v:line>
           </w:pict>
